--- a/tillsyn/A 31190-2026 tillsynsbegäran.docx
+++ b/tillsyn/A 31190-2026 tillsynsbegäran.docx
@@ -603,7 +603,7 @@
     <w:r>
       <w:tab/>
       <w:tab/>
-      <w:t>2026-07-15</w:t>
+      <w:t>2026-07-16</w:t>
       <w:br/>
       <w:br/>
     </w:r>

--- a/tillsyn/A 31190-2026 tillsynsbegäran.docx
+++ b/tillsyn/A 31190-2026 tillsynsbegäran.docx
@@ -603,7 +603,7 @@
     <w:r>
       <w:tab/>
       <w:tab/>
-      <w:t>2026-07-16</w:t>
+      <w:t>2026-07-17</w:t>
       <w:br/>
       <w:br/>
     </w:r>

--- a/tillsyn/A 31190-2026 tillsynsbegäran.docx
+++ b/tillsyn/A 31190-2026 tillsynsbegäran.docx
@@ -603,7 +603,7 @@
     <w:r>
       <w:tab/>
       <w:tab/>
-      <w:t>2026-07-17</w:t>
+      <w:t>2026-07-18</w:t>
       <w:br/>
       <w:br/>
     </w:r>

--- a/tillsyn/A 31190-2026 tillsynsbegäran.docx
+++ b/tillsyn/A 31190-2026 tillsynsbegäran.docx
@@ -603,7 +603,7 @@
     <w:r>
       <w:tab/>
       <w:tab/>
-      <w:t>2026-07-18</w:t>
+      <w:t>2026-07-19</w:t>
       <w:br/>
       <w:br/>
     </w:r>

--- a/tillsyn/A 31190-2026 tillsynsbegäran.docx
+++ b/tillsyn/A 31190-2026 tillsynsbegäran.docx
@@ -603,7 +603,7 @@
     <w:r>
       <w:tab/>
       <w:tab/>
-      <w:t>2026-07-19</w:t>
+      <w:t>2026-07-20</w:t>
       <w:br/>
       <w:br/>
     </w:r>

--- a/tillsyn/A 31190-2026 tillsynsbegäran.docx
+++ b/tillsyn/A 31190-2026 tillsynsbegäran.docx
@@ -603,7 +603,7 @@
     <w:r>
       <w:tab/>
       <w:tab/>
-      <w:t>2026-07-20</w:t>
+      <w:t>2026-07-21</w:t>
       <w:br/>
       <w:br/>
     </w:r>

--- a/tillsyn/A 31190-2026 tillsynsbegäran.docx
+++ b/tillsyn/A 31190-2026 tillsynsbegäran.docx
@@ -603,7 +603,7 @@
     <w:r>
       <w:tab/>
       <w:tab/>
-      <w:t>2026-07-21</w:t>
+      <w:t>2026-07-22</w:t>
       <w:br/>
       <w:br/>
     </w:r>

--- a/tillsyn/A 31190-2026 tillsynsbegäran.docx
+++ b/tillsyn/A 31190-2026 tillsynsbegäran.docx
@@ -22,7 +22,7 @@
       <w:r>
         <w:drawing>
           <wp:inline xmlns:a="http://schemas.openxmlformats.org/drawingml/2006/main" xmlns:pic="http://schemas.openxmlformats.org/drawingml/2006/picture">
-            <wp:extent cx="5486400" cy="4456993"/>
+            <wp:extent cx="5486400" cy="4583312"/>
             <wp:docPr id="1" name="Picture 1"/>
             <wp:cNvGraphicFramePr>
               <a:graphicFrameLocks noChangeAspect="1"/>
@@ -43,7 +43,7 @@
                   <pic:spPr>
                     <a:xfrm>
                       <a:off x="0" y="0"/>
-                      <a:ext cx="5486400" cy="4456993"/>
+                      <a:ext cx="5486400" cy="4583312"/>
                     </a:xfrm>
                     <a:prstGeom prst="rect"/>
                   </pic:spPr>
@@ -65,7 +65,7 @@
     </w:p>
     <w:p>
       <w:r>
-        <w:t>I och inom 21 meter från avverkningsanmälan finns fynd av 2 naturvårdsarter, varav 2 är rödlistade, 1 är fridlyst och 2 är typiska (T): knärot (VU, T, §8) och tallticka (NT, T). Se Figur 1.</w:t>
+        <w:t>I och inom 21 meter från avverkningsanmälan finns fynd av 6 naturvårdsarter, varav 4 är rödlistade, 5 är fridlysta och 5 är typiska (T): knärot (VU, T, §8), entita (NT, T, §4), grönsångare (NT, §4), tallticka (NT, T), blåsippa (T, §9) och tofsmes (T, §4). Se Figur 1.</w:t>
       </w:r>
     </w:p>
     <w:p>
@@ -83,6 +83,11 @@
     </w:p>
     <w:p>
       <w:r>
+        <w:t>Vi begär vidare att Skogsstyrelsen säkerställer att inga skador eller försämringar av naturtypens bevarandestatus i området tillåts ske. Se Rådets direktiv 92/43/EEG samt ickeförsämringskravet i EU:s naturrestaureringsförordning (EU 2024/1991).</w:t>
+      </w:r>
+    </w:p>
+    <w:p>
+      <w:r>
         <w:t>Vi önskar även ta del av de ställningstaganden och beslut som myndigheten meddelar till följd av aktuell avverkningsanmälan och föreningens inlaga (se 34 § förvaltningslagen).</w:t>
       </w:r>
     </w:p>
@@ -148,7 +153,7 @@
     </w:p>
     <w:p>
       <w:r>
-        <w:t>I det avverkningsanmälda området finns 1 fyndplatser för knärot registrerade på Artportalen. Figur 2 visar gränserna för buffertzoner på 50 m, som behöver lämnas kring fyndplatserna för att knärotslokalerna inte ska försvinna vid en avverkning. Av det avverkningsanmälda området överlappar 0.24 ha med buffertzonerna och får av detta skäl inte avverkas.</w:t>
+        <w:t>I det avverkningsanmälda området finns 2 fyndplatser för knärot registrerade på Artportalen. Figur 2 visar gränserna för buffertzoner på 50 m, som behöver lämnas kring fyndplatserna för att knärotslokalerna inte ska försvinna vid en avverkning. Av det avverkningsanmälda området överlappar 0.83 ha med buffertzonerna och får av detta skäl inte avverkas.</w:t>
       </w:r>
     </w:p>
     <w:p>
@@ -204,6 +209,37 @@
         <w:rPr>
           <w:b/>
         </w:rPr>
+        <w:t>Entita (NT, §4)</w:t>
+      </w:r>
+      <w:r>
+        <w:t xml:space="preserve">, rödlistad som nära hotad och prioriterad art i Skogsvårdslagen, har häckningsrevir i anmälan. Minskningstakten innevarande 10-årsperiod beräknas till 20 (10–30) % och bedöms vara nära gränsvärdet för Sårbar (VU). Entitan är ortstrogen och reviret är i genomsnitt omkring 5 hektar, ibland uppåt 20 hektar stort. Entitan är en utpräglad lövskogsfågel som föredrar flerskiktade, gärna högvuxna skogar med inslag av äldre träd och välutvecklat buskskikt. Även alkärr med videsnår hör till de miljöer som utnyttjas. Arten häckar ofta i skogar som är svagt eller inte alls påverkade av skogsbruk, ofta rör det sig om värdekärnor med höga naturvärden. Entitan missgynnas av konventionellt skogsbruk och dess ortstrohet och dåliga spridningsförmåga gör den känslig för fragmentering. Entita är typisk art för </w:t>
+      </w:r>
+      <w:r>
+        <w:rPr>
+          <w:i/>
+        </w:rPr>
+        <w:t>9080 Lövsumpskog</w:t>
+      </w:r>
+      <w:r>
+        <w:t xml:space="preserve"> (Skogsstyrelsen, 2016, SLU Artdatabanken, 2021).</w:t>
+      </w:r>
+    </w:p>
+    <w:p>
+      <w:r>
+        <w:rPr>
+          <w:b/>
+        </w:rPr>
+        <w:t>Grönsångare (NT, §4)</w:t>
+      </w:r>
+      <w:r>
+        <w:t xml:space="preserve"> är rödlistad som nära hotad (NT) och fridlyst enligt 4§ artskyddsförordningen. Den har minskat med 17 (6–24) % under de senaste 10 åren och minskningstakten för den svenska populationen bedöms vara nära gränsvärdet för Sårbar (VU). (A2b). Arten häckar i högstammig skog, främst lövskog men även i granskog, i regel utan kraftigare undervegetation. Den förekommer i södra och mellersta Sverige samt i Norrlands kustland norrut till Norrbotten. Förekommer dessutom sällsynt i Norrlands inland (SLU Artdatabanken, 2024). Orsaken till grönsångarens nedgång och är oklar varvid det är viktigt att försiktighetsprincipen enligt 2 kap. 3 § miljöbalken tillämpas för att bevara artens livsmiljöer och vända den negativa trenden.</w:t>
+      </w:r>
+    </w:p>
+    <w:p>
+      <w:r>
+        <w:rPr>
+          <w:b/>
+        </w:rPr>
         <w:t xml:space="preserve">Tallticka (NT) </w:t>
       </w:r>
       <w:r>
@@ -226,6 +262,149 @@
       </w:r>
       <w:r>
         <w:t xml:space="preserve"> (SLU Artdatabanken, 2023; Nitare &amp; Skogsstyrelsen, 2019).</w:t>
+      </w:r>
+    </w:p>
+    <w:p>
+      <w:r>
+        <w:rPr>
+          <w:b/>
+        </w:rPr>
+        <w:t>Blåsippa (§9)</w:t>
+      </w:r>
+      <w:r>
+        <w:t xml:space="preserve"> är typisk art för </w:t>
+      </w:r>
+      <w:r>
+        <w:rPr>
+          <w:i/>
+        </w:rPr>
+        <w:t>9050 Näringsrik granskog, 9020 Nordlig ädellövskog</w:t>
+      </w:r>
+      <w:r>
+        <w:t xml:space="preserve"> och </w:t>
+      </w:r>
+      <w:r>
+        <w:rPr>
+          <w:i/>
+        </w:rPr>
+        <w:t>8240 Karsthällmarker</w:t>
+      </w:r>
+      <w:r>
+        <w:t xml:space="preserve"> (SLU Artdatabanken, 2025).</w:t>
+      </w:r>
+    </w:p>
+    <w:p>
+      <w:r>
+        <w:rPr>
+          <w:b/>
+        </w:rPr>
+        <w:t>Tofsmes (§4)</w:t>
+      </w:r>
+      <w:r>
+        <w:t xml:space="preserve"> häckar i barr- och blandskog, främst i tallskog. Tofsmes är typisk art för </w:t>
+      </w:r>
+      <w:r>
+        <w:rPr>
+          <w:i/>
+        </w:rPr>
+        <w:t xml:space="preserve">9010 Taiga </w:t>
+      </w:r>
+      <w:r>
+        <w:t>(SLU Artdatabanken, 2025).</w:t>
+      </w:r>
+    </w:p>
+    <w:p>
+      <w:pPr>
+        <w:pStyle w:val="Heading1"/>
+      </w:pPr>
+      <w:r>
+        <w:t>EU:s fågeldirektiv</w:t>
+      </w:r>
+    </w:p>
+    <w:p>
+      <w:r>
+        <w:t xml:space="preserve">Europeiska unionens medlemsländer är skyldiga att agera i enlighet med EU:s fågeldirektiv där det uttryckligen står att direktivet gäller för fåglar samt för deras ägg, bon och </w:t>
+      </w:r>
+      <w:r>
+        <w:rPr>
+          <w:b/>
+        </w:rPr>
+        <w:t xml:space="preserve">livsmiljöer </w:t>
+      </w:r>
+      <w:r>
+        <w:t>(artikel 1). Vidare att de åtgärder som vidtas inte får leda till en försämring av den nuvarande situationen beträffande bevarandet av de fågelarter som avses i artikel 1 (artikel 13). Fågeldirektivet är styrande för tillsynsansvariga myndigheters ärendehantering, ställningstaganden och beslutsfattande.</w:t>
+      </w:r>
+    </w:p>
+    <w:p>
+      <w:pPr>
+        <w:pStyle w:val="Heading1"/>
+      </w:pPr>
+      <w:r>
+        <w:t>Typiska arter och EU:s art- och habitatdirektiv</w:t>
+      </w:r>
+    </w:p>
+    <w:p>
+      <w:r>
+        <w:t>Typiska arter används för att lokalisera områden med gynnsam bevarandestatus för de naturtyper som är listade i EU:s art- och habitatdirektiv. Ett exempel är Västlig taiga (EU-kod 9010) som saknar gynnsam bevarandestatus och minskar starkt som naturtyp i Sverige. Naturvårdsverket skriver i sin vägledning för Västlig taiga att dylika miljöer förutsätter normalt att skogarna skyddas långsiktigt, eftersom skogsbruk inte är förenligt med bevarande av naturtypen i gynnsamt tillstånd (Naturvårdsverket, 2011).</w:t>
+      </w:r>
+    </w:p>
+    <w:p>
+      <w:r>
+        <w:t>Följande typiska arter har sina livsmiljöer och växtplatser i den avverkningsanmälda skogen: knärot (VU, T, §8), entita (NT, T, §4), tallticka (NT, T), blåsippa (T, §9) och tofsmes (T, §4).</w:t>
+      </w:r>
+    </w:p>
+    <w:p>
+      <w:r>
+        <w:t>Enligt Sveriges Artikel 17 rapportering 2013 och 2019 till EU, har naturtypen Västlig taiga (9010) dålig bevarandestatus med negativ trend inom Sveriges boreala region. Skogsbruksåtgärder som avverkning, röjning och gallring pekas ut som några av de främst bidragande orsakerna till naturtypens dåliga status och negativa trend (SLU Artdatabanken, 2019). I EU:s uppföljning av tillståndet för naturtyperna i Skandinavien 2013 – 2018 framgår det att i den boreala regionen är tillståndet så dåligt för Västlig taiga (9010) att habitatet löper allvarlig risk att försvinna regionalt (EEA, 2022). Det allvarliga läget för den biologiska mångfalden i skogen framhålls även i Skogsstyren rapport 2026/07:</w:t>
+      </w:r>
+    </w:p>
+    <w:p>
+      <w:r>
+        <w:rPr>
+          <w:i/>
+        </w:rPr>
+        <w:t>"All avverkning av kända skogliga värdekärnor och sannolika kontinuitetsskogar behöver upphöra för att fylla bristen om 1,56 miljoner hektar bevarad livsmiljötyp. På grund av begränsade kvarvarande arealer av värdekärnor, naturskogar och kontinuitetsskogar leder fortsatt förlust av dessa till en påtaglig risk för långsiktigt negativa effekter för biologisk mångfald i skogslandskapet. Att de återstående arealerna bevaras och ges ett långsiktigt skydd bedöms därför vara av avgörande betydelse."</w:t>
+      </w:r>
+      <w:r>
+        <w:t xml:space="preserve"> (Skogsstyrelsen, 2026).</w:t>
+      </w:r>
+    </w:p>
+    <w:p>
+      <w:r>
+        <w:t>Trots detta har statusen för Västlig taiga ändrats till otillräcklig i stället för dålig i den senaste Artikel 17 rapporteringen 2025. Av Naturvårdsverkets rapport framgår det dock att de ändrade statusbedömningarna jämfört med rapporteringen 2019 inte beror på faktiska miljöförändringar. Ändringarna är av teknisk karaktär och främst en följd av resultaten från genomförda regeringsuppdrag och beslut inför rapporteringen 2025. Det är alltså politisk styrning i stället för faktiska förhållanden i naturen som ändrat på naturtypernas status i rapporteringen, vilket rimmar dåligt med såväl art- och habitatdirektivets syften och mål som med naturrestaureringsförordningen. I praktiken har dock Sveriges nya sätt att rapportera bevarandestatus till EU inte någon betydelse eftersom Naturvårdsverkets rapportering 2025 visar att Västlig taiga</w:t>
+      </w:r>
+      <w:r>
+        <w:rPr>
+          <w:b/>
+        </w:rPr>
+        <w:t xml:space="preserve"> </w:t>
+      </w:r>
+      <w:r>
+        <w:t>inte har gynnsam bevarandestatus.</w:t>
+      </w:r>
+    </w:p>
+    <w:p>
+      <w:r>
+        <w:t>Åtgärder som vidtas i enlighet med art- och habitatdirektivet ska enligt Artikel 2 syfta till att bibehålla eller återställa en gynnsam bevarandestatus hos livsmiljöer samt arter och vilda djur och växter av gemenskapsintresse. Enligt prejudikat från EU-domstolen ska en skogsbruksverksamhet utföras på ett sådant sätt som utgör ett förebyggande och hållbart skogsbruk för att betraktas som förenlig med bevarandekraven i direktivet (se EU-domstolens dom i de förenade målen C 473-19 och C 474-19).</w:t>
+      </w:r>
+    </w:p>
+    <w:p>
+      <w:r>
+        <w:t xml:space="preserve">Av artikel 1.e samma direktiv framgår att en livsmiljös bevarandestatus anses " gynnsam" när — dess naturliga utbredningsområde och de ytor den täcker inom detta område är stabila eller ökande, och — den särskilda struktur och de särskilda funktioner som är nödvändiga för att den skall kunna bibehållas på lång sikt finns, och sannolikt kommer att finnas under en överskådlig framtid, och — bevarandestatusen hos dess </w:t>
+      </w:r>
+      <w:r>
+        <w:rPr>
+          <w:b/>
+        </w:rPr>
+        <w:t>typiska arter</w:t>
+      </w:r>
+      <w:r>
+        <w:t xml:space="preserve"> är gynnsam enligt definitionen i artikel 1.i.</w:t>
+      </w:r>
+    </w:p>
+    <w:p>
+      <w:r>
+        <w:t>EU-direktiv är bindande för EU:s medlemsländer varvid det ankommer på Skogsstyrelsen som nationell tillsynsmyndighet att beakta syftet med EU:s art- och habitatdirektiv vid prövningen av en skogsbruksverksamhet, se Rådets direktiv 92/43/EEG. Se ytterligare information om EU:s livsmiljödirektiv i bilaga 2.</w:t>
       </w:r>
     </w:p>
     <w:p>
@@ -473,6 +652,327 @@
       </w:r>
       <w:r>
         <w:t>SLU Artdatabanken, Uppsala.</w:t>
+      </w:r>
+    </w:p>
+    <w:p>
+      <w:pPr>
+        <w:pStyle w:val="Heading1"/>
+      </w:pPr>
+      <w:r>
+        <w:t>Entita – ekologi samt krav på livsmiljön</w:t>
+      </w:r>
+    </w:p>
+    <w:p>
+      <w:r>
+        <w:t xml:space="preserve">Entita (NT, §4) är rödlistad som nära hotad, fridlyst och prioriterad art enligt Skogsvårdslagen. Den omfattas av EU:s fågeldirektiv och är typisk art för </w:t>
+      </w:r>
+      <w:r>
+        <w:rPr>
+          <w:i/>
+        </w:rPr>
+        <w:t>9080 Lövsumpskog</w:t>
+      </w:r>
+      <w:r>
+        <w:t>. Minskningstakten har uppgått till 20 (10–30) % under de senaste 10 åren och bedöms vara nära gränsvärdet för Sårbar (VU). (A2b) (SLU Artdatabanken, 2021).</w:t>
+      </w:r>
+    </w:p>
+    <w:p>
+      <w:r>
+        <w:t>Entitan är en utpräglad lövskogsfågel som påträffas i ädellövskogar, strandskogar, ekhagar, igenväxande hagmarker, lövdungar, parker och trädgårdar. Den föredrar flerskiktade, gärna högvuxna skogar med inslag av äldre träd och med ett välutvecklat buskskikt. Ek- och hasseldominerade skogar och dungar, samt alkärr med videsnår, hör till de miljöer som ofta utnyttjas. I sydligaste Sverige är bokskog en viktig miljö (Skogsstyrelsen, 2016).</w:t>
+      </w:r>
+    </w:p>
+    <w:p>
+      <w:r>
+        <w:t>Reviren är relativt stora för en småfågel, i genomsnitt omkring 5 hektar men de kan vara upp till 20 hektar. Entitan är en utpräglad stannfågel och rör sig inte långt från kläckningsplatsen; ungfåglarna sprider sig sällan mer än 5 km från födelseplatsen och etablerade fåglar lämnar därefter inte sitt revir (Skogsstyrelsen, 2016). Det häckande paret försvarar sitt revir året runt. De tillåter dock en grupp av ungfåglar att etablera sig inom deras revir och så bildas en vinterflock, vilket sker redan i juni månad. Även under kalla vintrar stannar entitan kvar inom sitt revir. Hittar man entitor vid sitt foderbord beror det på att fågelmatningen ligger inom ett entiterevir (SLU Artdatabanken, 2021). Arten är känslig för fragmentering och har svårt att etablera sig i isolerade skogsområden. Entitan är hålhäckare, men kan inte själv hacka fram sitt hål utan är beroende av miljöer som erbjuder naturliga hål (Skogsstyrelsen, 2016).</w:t>
+      </w:r>
+    </w:p>
+    <w:p>
+      <w:r>
+        <w:t>Arten häckar ofta i skogar som är svagt eller inte alls påverkade av skogsbruk. Särskilt i Svealand ofta i skogar som har höga naturvärden och utgör skogliga värdekärnor. Entitan missgynnas av konventionellt skogsbruk genom minskad förekomst av risiga, flerskiktade skogar liksom av avverkning av lövträdsrika kantzoner. Entitans ortstrohet och dåliga spridningsförmåga gör den känslig för fragmentering (Skogsstyrelsen, 2016).</w:t>
+      </w:r>
+    </w:p>
+    <w:p>
+      <w:pPr>
+        <w:pStyle w:val="Heading2"/>
+      </w:pPr>
+      <w:r>
+        <w:t>Referenser – entita</w:t>
+      </w:r>
+    </w:p>
+    <w:p>
+      <w:r>
+        <w:t xml:space="preserve">Skogsstyrelsen, 2016. </w:t>
+      </w:r>
+      <w:r>
+        <w:rPr>
+          <w:i/>
+        </w:rPr>
+        <w:t xml:space="preserve">Vägledning för hänsyn till entita. </w:t>
+      </w:r>
+      <w:r>
+        <w:t>https://www.skogsstyrelsen.se/globalassets/lag-och-tillsyn/artskydd/vagledningar-for-hansyn-till-faglar/entita-vagledning-hansyn2.pdf</w:t>
+      </w:r>
+    </w:p>
+    <w:p>
+      <w:r>
+        <w:t xml:space="preserve">SLU Artdatabanken, 2021. </w:t>
+      </w:r>
+      <w:r>
+        <w:rPr>
+          <w:i/>
+        </w:rPr>
+        <w:t xml:space="preserve">Artfaktablad. Naturvård – artfakta. </w:t>
+      </w:r>
+      <w:r>
+        <w:t>SLU Artdatabanken, Uppsala</w:t>
+      </w:r>
+    </w:p>
+    <w:p>
+      <w:r>
+        <w:br w:type="page"/>
+      </w:r>
+    </w:p>
+    <w:p>
+      <w:pPr>
+        <w:pStyle w:val="Title"/>
+      </w:pPr>
+      <w:r>
+        <w:t>BILAGA 2 – EU:s art- och habitatdirektiv, fågeldirektiv och naturrestaureringsförordning</w:t>
+      </w:r>
+    </w:p>
+    <w:p>
+      <w:pPr>
+        <w:pStyle w:val="Heading2"/>
+      </w:pPr>
+      <w:r>
+        <w:t>Förenlighet med EU-direktiv</w:t>
+      </w:r>
+    </w:p>
+    <w:p>
+      <w:r>
+        <w:t>EU-direktiv är bindande för EU:s medlemsländer varvid det ankommer på Skogsstyrelsen som nationell tillsynsmyndighet att beakta syftet med EU:s art- och habitatdirektiv respektive fågeldirektiv vid prövningen av en skogsbruksverksamhet, se Rådets direktiv 92/43/EEG samt 2009/147/EG. Nationella regler som omfattas av ett EU-direktiv ska enligt fast rättspraxis tolkas i enlighet med direktivet, vilket medför en skyldighet för myndigheten att tolka bestämmelser i nationell rätt i ljuset av direktivets ordalydelse, sammanhang och de mål som eftersträvas med direktivet (se EU-domstolens dom i mål C 477/19).</w:t>
+      </w:r>
+    </w:p>
+    <w:p>
+      <w:r>
+        <w:t>EU:s medlemsstater åläggs i Artikel 3 i fågeldirektivet generella skyldigheter avseende skydd, bevarande och återställande av tillräckligt stora och varierande livsmiljöer för de fågelarter som omfattas av direktivet. Medlemsstaterna ska vidta de åtgärder som är nödvändiga för att bibehålla populationen av fågelarterna på en nivå som svarar särskilt mot ekologiska, vetenskapliga och kulturella behov, eller återupprätta populationen av dessa arter till en sådan nivå (se Europaparlamentets och rådets direktiv 2009/147/EG).</w:t>
+      </w:r>
+    </w:p>
+    <w:p>
+      <w:r>
+        <w:t>Åtgärder som vidtas i enlighet med art- och habitatdirektivet (92/43/EEG) ska enligt Artikel 2 syfta till att bibehålla eller återställa en gynnsam bevarandestatus hos livsmiljöer samt arter och vilda djur och växter av gemenskapsintresse. Enligt prejudikat från EU-domstolen ska en skogsbruksverksamhet utföras på ett sådant sätt som utgör ett förebyggande och hållbart skogsbruk för att betraktas som förenlig med bevarandekraven i direktivet (se EU-domstolens dom i de förenade målen C 473-19 och C 474-19).</w:t>
+      </w:r>
+    </w:p>
+    <w:p>
+      <w:r>
+        <w:t xml:space="preserve">Av artikel 1.e samma direktiv framgår att en livsmiljös bevarandestatus anses " gynnsam" när — dess naturliga utbredningsområde och de ytor den täcker inom detta område är stabila eller ökande, och — den särskilda struktur och de särskilda funktioner som är nödvändiga för att den skall kunna bibehållas på lång sikt finns, och sannolikt kommer att finnas under en överskådlig framtid, och — bevarandestatusen hos dess </w:t>
+      </w:r>
+      <w:r>
+        <w:rPr>
+          <w:b/>
+        </w:rPr>
+        <w:t>typiska arter</w:t>
+      </w:r>
+      <w:r>
+        <w:t xml:space="preserve"> är gynnsam enligt definitionen i artikel 1.i. Typiska arter används för att lokalisera områden med gynnsam bevarandestatus för de naturtyper som ingår i EU:s art- och habitatdirektiv.</w:t>
+      </w:r>
+    </w:p>
+    <w:p>
+      <w:r>
+        <w:t>Västlig taiga (EU-kod 9010) saknar gynnsam bevarandestatus och minskar starkt som naturtyp i Sverige. Naturvårdsverket skriver i sin vägledning för västlig taiga att dylika miljöer förutsätter normalt att skogarna skyddas långsiktigt, eftersom skogsbruk inte är förenligt med bevarande av naturtypen i gynnsamt tillstånd (Naturvårdsverket, 2011). Enligt Sveriges Artikel 17 rapportering 2013 och 2019 till EU, har naturtypen Västlig taiga (9010) dålig bevarandestatus med negativ trend inom Sveriges boreala region. Skogsbruksåtgärder som avverkning, röjning och gallring pekas ut som några av de främst bidragande orsakerna till naturtypens dåliga status och negativa trend (SLU Artdatabanken, 2019). I EU:s uppföljning av tillståndet för naturtyperna i Skandinavien 2013 – 2018 framgår det att i den boreala regionen är tillståndet så dåligt för Västlig taiga (9010) att habitatet löper allvarlig risk att försvinna regionalt (EEA, 2022). Det allvarliga läget för den biologiska mångfalden i skogen framhålls även i Skogsstyren rapport 2026/07:</w:t>
+      </w:r>
+    </w:p>
+    <w:p>
+      <w:r>
+        <w:rPr>
+          <w:i/>
+        </w:rPr>
+        <w:t>"All avverkning av kända skogliga värdekärnor och sannolika kontinuitetsskogar behöver upphöra för att fylla bristen om 1,56 miljoner hektar bevarad livsmiljötyp. På grund av begränsade kvarvarande arealer av värdekärnor, naturskogar och kontinuitetsskogar leder fortsatt förlust av dessa till en påtaglig risk för långsiktigt negativa effekter för biologisk mångfald i skogslandskapet. Att de återstående arealerna bevaras och ges ett långsiktigt skydd bedöms därför vara av avgörande betydelse."</w:t>
+      </w:r>
+      <w:r>
+        <w:t xml:space="preserve"> (Skogsstyrelsen, 2026).</w:t>
+      </w:r>
+    </w:p>
+    <w:p>
+      <w:pPr>
+        <w:pStyle w:val="Caption"/>
+      </w:pPr>
+      <w:r>
+        <w:drawing>
+          <wp:inline xmlns:a="http://schemas.openxmlformats.org/drawingml/2006/main" xmlns:pic="http://schemas.openxmlformats.org/drawingml/2006/picture">
+            <wp:extent cx="5486400" cy="2905862"/>
+            <wp:docPr id="3" name="Picture 3"/>
+            <wp:cNvGraphicFramePr>
+              <a:graphicFrameLocks noChangeAspect="1"/>
+            </wp:cNvGraphicFramePr>
+            <a:graphic>
+              <a:graphicData uri="http://schemas.openxmlformats.org/drawingml/2006/picture">
+                <pic:pic>
+                  <pic:nvPicPr>
+                    <pic:cNvPr id="0" name="uppföljning av västlig taiga.jpeg"/>
+                    <pic:cNvPicPr/>
+                  </pic:nvPicPr>
+                  <pic:blipFill>
+                    <a:blip r:embed="rId18"/>
+                    <a:stretch>
+                      <a:fillRect/>
+                    </a:stretch>
+                  </pic:blipFill>
+                  <pic:spPr>
+                    <a:xfrm>
+                      <a:off x="0" y="0"/>
+                      <a:ext cx="5486400" cy="2905862"/>
+                    </a:xfrm>
+                    <a:prstGeom prst="rect"/>
+                  </pic:spPr>
+                </pic:pic>
+              </a:graphicData>
+            </a:graphic>
+          </wp:inline>
+        </w:drawing>
+      </w:r>
+    </w:p>
+    <w:p>
+      <w:pPr>
+        <w:pStyle w:val="Caption"/>
+      </w:pPr>
+      <w:r>
+        <w:t>EU:s uppföljning av tillståndet för naturtypen Västlig taiga 9010 i Skandinavien 2013 - 2018. Av kartan framgår det att i den boreala regionen är tillståndet så dåligt (röd färg) att habitatet löper allvarlig risk att försvinna regionalt. Källa: European Environment Agency. https:// eunis.eea.europoa.eu/habitats/10176.</w:t>
+      </w:r>
+    </w:p>
+    <w:p>
+      <w:r>
+        <w:t>Trots det allvarliga läget har statusen för Västlig taiga ändrats till otillräcklig i stället för dålig i den senaste Artikel 17 rapporteringen 2025. Av Naturvårdsverkets rapport framgår det dock att de ändrade statusbedömningarna jämfört med rapporteringen 2019 inte beror på faktiska miljöförändringar. Ändringarna är av teknisk karaktär och främst en följd av resultaten från genomförda regeringsuppdrag och beslut inför rapporteringen 2025. Det är alltså politisk styrning i stället för faktiska förhållanden i naturen som ändrat på naturtypernas status i rapporteringen, vilket rimmar dåligt med såväl art- och habitatdirektivets syften och mål som med naturrestaureringsförordningen. I praktiken har dock Sveriges nya sätt att rapportera bevarandestatus till EU inte någon betydelse eftersom Naturvårdsverkets rapportering 2025 visar att Västlig taiga inte har gynnsam bevarandestatus.</w:t>
+      </w:r>
+    </w:p>
+    <w:p>
+      <w:pPr>
+        <w:pStyle w:val="Heading2"/>
+      </w:pPr>
+      <w:r>
+        <w:t>EU:s naturrestaureringsförordning</w:t>
+      </w:r>
+    </w:p>
+    <w:p>
+      <w:r>
+        <w:t>Enligt EU:s naturrestaureringsförordning (EU 2024/1991) ska minst 20 % av landområden och minst 20 % av havsarealen vara restaurerad senast 2030, samt alla ekosystem som är i behov av restaurering senast 2050. Det framgår också av förordningen att det är viktigt att livsmiljötyperna inte försämras innan eller efter att restaureringar genomförts, se exempelvis punkt 37 förordningen.</w:t>
+      </w:r>
+    </w:p>
+    <w:p>
+      <w:r>
+        <w:t>”</w:t>
+      </w:r>
+      <w:r>
+        <w:rPr>
+          <w:i/>
+        </w:rPr>
+        <w:t>Det är viktigt att medlemsstaterna vidtar åtgärder som syftar till att säkerställa att tillståndet för områden som täcks av livsmiljötyper som omfattas av denna förordning och som omfattas av restaureringsåtgärder uppvisar en kontinuerlig förbättring till dess att de uppnår ett gott tillstånd, och att medlemsstaterna vidtar åtgärder som syftar till att säkerställa att dessa livsmiljötyper, när de har uppnått ett gott tillstånd, inte försämras avsevärt, så att det långsiktiga bibehållandet eller uppnåendet av gott tillstånd inte äventyras. (..) Det är också viktigt att medlemsstaterna anstränger sig för att förhindra avsevärd försämring av områden som täcks av sådana livsmiljötyper som antingen redan är i gott skick eller som inte är i gott skick men ännu inte omfattas av restaureringsåtgärder.”</w:t>
+      </w:r>
+    </w:p>
+    <w:p>
+      <w:r>
+        <w:rPr>
+          <w:b/>
+          <w:i/>
+        </w:rPr>
+        <w:t>Artikel 4(12):</w:t>
+      </w:r>
+    </w:p>
+    <w:p>
+      <w:r>
+        <w:rPr>
+          <w:i/>
+        </w:rPr>
+        <w:t>Utan att det påverkar tillämpningen av direktiv 92/43/EEG ska medlemsstaterna, senast den dag då deras nationella restaureringsplaner offentliggörs i enlighet med artikel 17.6 i denna förordning, eftersträva att genomföra de åtgärder som krävs för att förhindra avsevärd försämring av områden där de livsmiljötyper som förtecknas i bilaga I till denna förordning förekommer och som är i gott tillstånd eller som krävs för att uppnå de restaureringsmål som anges i punkt 17 i den här artikeln.</w:t>
+      </w:r>
+    </w:p>
+    <w:p>
+      <w:r>
+        <w:rPr>
+          <w:b/>
+          <w:i/>
+        </w:rPr>
+        <w:t>Artikel 4 (17).   Medlemsstaterna ska säkerställa</w:t>
+      </w:r>
+    </w:p>
+    <w:p>
+      <w:r>
+        <w:rPr>
+          <w:i/>
+        </w:rPr>
+        <w:t>a) en ökning av arealen i gott tillstånd för de livsmiljötyper som förtecknas i bilaga I till dess att minst 90 % är i gott tillstånd och till dess att den gynnsamma referensarealen för varje livsmiljötyp i varje biogeografisk region inom den berörda medlemsstaten har uppnåtts.</w:t>
+      </w:r>
+    </w:p>
+    <w:p>
+      <w:r>
+        <w:t>Referenser</w:t>
+      </w:r>
+    </w:p>
+    <w:p>
+      <w:r>
+        <w:t xml:space="preserve">EEA European Environment Agency, 2022. </w:t>
+      </w:r>
+      <w:r>
+        <w:rPr>
+          <w:i/>
+        </w:rPr>
+        <w:t xml:space="preserve">Western taiga – Conservation status 2013-2018. </w:t>
+      </w:r>
+      <w:r>
+        <w:t>https:// eunis.eea.europoa.eu/habitats/10176.</w:t>
+      </w:r>
+    </w:p>
+    <w:p>
+      <w:r>
+        <w:t>EU-domstolens dom av den 2 juli 2020 i målet C 477/19 (Europeisk hamster) p. 23.</w:t>
+      </w:r>
+    </w:p>
+    <w:p>
+      <w:r>
+        <w:t>EU-domstolens dom av den 4 mars 2021 i de förenade målen C 473-19 och C 474-19 (Skydda skogen) p. 70 och 76.</w:t>
+      </w:r>
+    </w:p>
+    <w:p>
+      <w:r>
+        <w:t>Europaparlamentets och rådets direktiv 2009/147/EG av den 30 november 2009 om bevarande av vilda fåglar.</w:t>
+      </w:r>
+    </w:p>
+    <w:p>
+      <w:r>
+        <w:t>EUROPAPARLAMENTETS OCH RÅDETS FÖRORDNING (EU) 2024/1991 av den 24 juni 2024 om restaurering av natur och om ändring av förordning (EU) 2022/869.</w:t>
+      </w:r>
+    </w:p>
+    <w:p>
+      <w:r>
+        <w:t>Rådets direktiv 92/43/EEG av den 21 mj 1992 om bevarande av livsmiljöer samt vilda djur och växter.</w:t>
+      </w:r>
+    </w:p>
+    <w:p>
+      <w:r>
+        <w:t xml:space="preserve">Skogsstyrelsen, 2026. </w:t>
+      </w:r>
+      <w:r>
+        <w:rPr>
+          <w:i/>
+        </w:rPr>
+        <w:t>Biologisk mångfald i skogen.</w:t>
+      </w:r>
+      <w:r>
+        <w:t xml:space="preserve"> Rapport 2026/07.</w:t>
+      </w:r>
+    </w:p>
+    <w:p>
+      <w:r>
+        <w:t xml:space="preserve">SLU Artdatabanken, 2019. </w:t>
+      </w:r>
+      <w:r>
+        <w:rPr>
+          <w:i/>
+        </w:rPr>
+        <w:t>Sveriges arter och naturtyper i EU:s art- och habitatdirektiv.</w:t>
+      </w:r>
+      <w:r>
+        <w:t xml:space="preserve"> Resultat från rapportering 2019 till EU av bevarandestatus 2013-2018.</w:t>
       </w:r>
     </w:p>
     <w:sectPr>
@@ -603,7 +1103,7 @@
     <w:r>
       <w:tab/>
       <w:tab/>
-      <w:t>2026-07-22</w:t>
+      <w:t>2026-07-23</w:t>
       <w:br/>
       <w:br/>
     </w:r>

--- a/tillsyn/A 31190-2026 tillsynsbegäran.docx
+++ b/tillsyn/A 31190-2026 tillsynsbegäran.docx
@@ -1103,7 +1103,7 @@
     <w:r>
       <w:tab/>
       <w:tab/>
-      <w:t>2026-07-23</w:t>
+      <w:t>2026-07-24</w:t>
       <w:br/>
       <w:br/>
     </w:r>

--- a/tillsyn/A 31190-2026 tillsynsbegäran.docx
+++ b/tillsyn/A 31190-2026 tillsynsbegäran.docx
@@ -22,7 +22,7 @@
       <w:r>
         <w:drawing>
           <wp:inline xmlns:a="http://schemas.openxmlformats.org/drawingml/2006/main" xmlns:pic="http://schemas.openxmlformats.org/drawingml/2006/picture">
-            <wp:extent cx="5486400" cy="4456993"/>
+            <wp:extent cx="5486400" cy="4583312"/>
             <wp:docPr id="1" name="Picture 1"/>
             <wp:cNvGraphicFramePr>
               <a:graphicFrameLocks noChangeAspect="1"/>
@@ -43,7 +43,7 @@
                   <pic:spPr>
                     <a:xfrm>
                       <a:off x="0" y="0"/>
-                      <a:ext cx="5486400" cy="4456993"/>
+                      <a:ext cx="5486400" cy="4583312"/>
                     </a:xfrm>
                     <a:prstGeom prst="rect"/>
                   </pic:spPr>
@@ -60,12 +60,12 @@
         <w:spacing w:after="240"/>
       </w:pPr>
       <w:r>
-        <w:t>Figur 1. Fyndplatser för naturvårdsarter i och inom 21 meter från avverkningsanmälan. Markörer utan svart kant är placerade på fyndplatsen. Markörer med svart kant är placerade vid sidan av fyndplatsen har ett svart streck som visar fyndplatsens exakta position. Kartans mittpunktskoordinat är N 6417233, E 587222 i SWEREF 99 TM.</w:t>
+        <w:t>Figur 1. Fyndplatser för naturvårdsarter i och inom 21 meter från avverkningsanmälan. Markörer utan svart kant är placerade på fyndplatsen. Markörer med svart kant är placerade vid sidan av fyndplatsen och har ett svart streck som visar fyndplatsens exakta position. Kartans mittpunktskoordinat är N 6417233, E 587222 i SWEREF 99 TM.</w:t>
       </w:r>
     </w:p>
     <w:p>
       <w:r>
-        <w:t>I och inom 21 meter från avverkningsanmälan finns fynd av 2 naturvårdsarter, varav 2 är rödlistade, 1 är fridlyst och 2 är typiska (T): knärot (VU, T, §8) och tallticka (NT, T). Se Figur 1.</w:t>
+        <w:t>I och inom 21 meter från avverkningsanmälan finns fynd av 6 naturvårdsarter, varav 4 är rödlistade, 5 är fridlysta och 5 är typiska (T): knärot (VU, T, §8), entita (NT, T, §4), grönsångare (NT, §4), tallticka (NT, T), blåsippa (T, §9) och tofsmes (T, §4). Se Figur 1.</w:t>
       </w:r>
     </w:p>
     <w:p>
@@ -83,6 +83,11 @@
     </w:p>
     <w:p>
       <w:r>
+        <w:t>Vi begär vidare att Skogsstyrelsen säkerställer att inga skador eller försämringar av naturtypens bevarandestatus i området tillåts ske. Se Rådets direktiv 92/43/EEG samt ickeförsämringskravet i EU:s naturrestaureringsförordning (EU 2024/1991).</w:t>
+      </w:r>
+    </w:p>
+    <w:p>
+      <w:r>
         <w:t>Vi önskar även ta del av de ställningstaganden och beslut som myndigheten meddelar till följd av aktuell avverkningsanmälan och föreningens inlaga (se 34 § förvaltningslagen).</w:t>
       </w:r>
     </w:p>
@@ -148,7 +153,7 @@
     </w:p>
     <w:p>
       <w:r>
-        <w:t>I det avverkningsanmälda området finns 1 fyndplatser för knärot registrerade på Artportalen. Figur 2 visar gränserna för buffertzoner på 50 m, som behöver lämnas kring fyndplatserna för att knärotslokalerna inte ska försvinna vid en avverkning. Av det avverkningsanmälda området överlappar 0.24 ha med buffertzonerna och får av detta skäl inte avverkas.</w:t>
+        <w:t>I det avverkningsanmälda området finns 2 fyndplatser för knärot registrerade på Artportalen. Figur 2 visar gränserna för buffertzoner på 50 m, som behöver lämnas kring fyndplatserna för att knärotslokalerna inte ska försvinna vid en avverkning. Av det avverkningsanmälda området överlappar 0.83 ha med buffertzonerna och får av detta skäl inte avverkas.</w:t>
       </w:r>
     </w:p>
     <w:p>
@@ -204,6 +209,37 @@
         <w:rPr>
           <w:b/>
         </w:rPr>
+        <w:t>Entita (NT, §4)</w:t>
+      </w:r>
+      <w:r>
+        <w:t xml:space="preserve">, rödlistad som nära hotad och prioriterad art i Skogsvårdslagen, har häckningsrevir i anmälan. Minskningstakten innevarande 10-årsperiod beräknas till 20 (10–30) % och bedöms vara nära gränsvärdet för Sårbar (VU). Entitan är ortstrogen och reviret är i genomsnitt omkring 5 hektar, ibland uppåt 20 hektar stort. Entitan är en utpräglad lövskogsfågel som föredrar flerskiktade, gärna högvuxna skogar med inslag av äldre träd och välutvecklat buskskikt. Även alkärr med videsnår hör till de miljöer som utnyttjas. Arten häckar ofta i skogar som är svagt eller inte alls påverkade av skogsbruk, ofta rör det sig om värdekärnor med höga naturvärden. Entitan missgynnas av konventionellt skogsbruk och dess ortstrohet och dåliga spridningsförmåga gör den känslig för fragmentering. Entita är typisk art för </w:t>
+      </w:r>
+      <w:r>
+        <w:rPr>
+          <w:i/>
+        </w:rPr>
+        <w:t>9080 Lövsumpskog</w:t>
+      </w:r>
+      <w:r>
+        <w:t xml:space="preserve"> (Skogsstyrelsen, 2016, SLU Artdatabanken, 2021).</w:t>
+      </w:r>
+    </w:p>
+    <w:p>
+      <w:r>
+        <w:rPr>
+          <w:b/>
+        </w:rPr>
+        <w:t>Grönsångare (NT, §4)</w:t>
+      </w:r>
+      <w:r>
+        <w:t xml:space="preserve"> är rödlistad som nära hotad (NT) och fridlyst enligt 4§ artskyddsförordningen. Den har minskat med 17 (6–24) % under de senaste 10 åren och minskningstakten för den svenska populationen bedöms vara nära gränsvärdet för Sårbar (VU). (A2b). Arten häckar i högstammig skog, främst lövskog men även i granskog, i regel utan kraftigare undervegetation. Den förekommer i södra och mellersta Sverige samt i Norrlands kustland norrut till Norrbotten. Förekommer dessutom sällsynt i Norrlands inland (SLU Artdatabanken, 2024). Orsaken till grönsångarens nedgång och är oklar varvid det är viktigt att försiktighetsprincipen enligt 2 kap. 3 § miljöbalken tillämpas för att bevara artens livsmiljöer och vända den negativa trenden.</w:t>
+      </w:r>
+    </w:p>
+    <w:p>
+      <w:r>
+        <w:rPr>
+          <w:b/>
+        </w:rPr>
         <w:t xml:space="preserve">Tallticka (NT) </w:t>
       </w:r>
       <w:r>
@@ -226,6 +262,149 @@
       </w:r>
       <w:r>
         <w:t xml:space="preserve"> (SLU Artdatabanken, 2023; Nitare &amp; Skogsstyrelsen, 2019).</w:t>
+      </w:r>
+    </w:p>
+    <w:p>
+      <w:r>
+        <w:rPr>
+          <w:b/>
+        </w:rPr>
+        <w:t>Blåsippa (§9)</w:t>
+      </w:r>
+      <w:r>
+        <w:t xml:space="preserve"> är typisk art för </w:t>
+      </w:r>
+      <w:r>
+        <w:rPr>
+          <w:i/>
+        </w:rPr>
+        <w:t>9050 Näringsrik granskog, 9020 Nordlig ädellövskog</w:t>
+      </w:r>
+      <w:r>
+        <w:t xml:space="preserve"> och </w:t>
+      </w:r>
+      <w:r>
+        <w:rPr>
+          <w:i/>
+        </w:rPr>
+        <w:t>8240 Karsthällmarker</w:t>
+      </w:r>
+      <w:r>
+        <w:t xml:space="preserve"> (SLU Artdatabanken, 2025).</w:t>
+      </w:r>
+    </w:p>
+    <w:p>
+      <w:r>
+        <w:rPr>
+          <w:b/>
+        </w:rPr>
+        <w:t>Tofsmes (§4)</w:t>
+      </w:r>
+      <w:r>
+        <w:t xml:space="preserve"> häckar i barr- och blandskog, främst i tallskog. Tofsmes är typisk art för </w:t>
+      </w:r>
+      <w:r>
+        <w:rPr>
+          <w:i/>
+        </w:rPr>
+        <w:t xml:space="preserve">9010 Taiga </w:t>
+      </w:r>
+      <w:r>
+        <w:t>(SLU Artdatabanken, 2025).</w:t>
+      </w:r>
+    </w:p>
+    <w:p>
+      <w:pPr>
+        <w:pStyle w:val="Heading1"/>
+      </w:pPr>
+      <w:r>
+        <w:t>EU:s fågeldirektiv</w:t>
+      </w:r>
+    </w:p>
+    <w:p>
+      <w:r>
+        <w:t xml:space="preserve">Europeiska unionens medlemsländer är skyldiga att agera i enlighet med EU:s fågeldirektiv där det uttryckligen står att direktivet gäller för fåglar samt för deras ägg, bon och </w:t>
+      </w:r>
+      <w:r>
+        <w:rPr>
+          <w:b/>
+        </w:rPr>
+        <w:t xml:space="preserve">livsmiljöer </w:t>
+      </w:r>
+      <w:r>
+        <w:t>(artikel 1). Vidare att de åtgärder som vidtas inte får leda till en försämring av den nuvarande situationen beträffande bevarandet av de fågelarter som avses i artikel 1 (artikel 13). Fågeldirektivet är styrande för tillsynsansvariga myndigheters ärendehantering, ställningstaganden och beslutsfattande.</w:t>
+      </w:r>
+    </w:p>
+    <w:p>
+      <w:pPr>
+        <w:pStyle w:val="Heading1"/>
+      </w:pPr>
+      <w:r>
+        <w:t>Typiska arter och EU:s art- och habitatdirektiv</w:t>
+      </w:r>
+    </w:p>
+    <w:p>
+      <w:r>
+        <w:t>Typiska arter används för att lokalisera områden med gynnsam bevarandestatus för de naturtyper som är listade i EU:s art- och habitatdirektiv. Ett exempel är Västlig taiga (EU-kod 9010) som saknar gynnsam bevarandestatus och minskar starkt som naturtyp i Sverige. Naturvårdsverket skriver i sin vägledning för Västlig taiga att dylika miljöer förutsätter normalt att skogarna skyddas långsiktigt, eftersom skogsbruk inte är förenligt med bevarande av naturtypen i gynnsamt tillstånd (Naturvårdsverket, 2011).</w:t>
+      </w:r>
+    </w:p>
+    <w:p>
+      <w:r>
+        <w:t>Följande typiska arter har sina livsmiljöer och växtplatser i den avverkningsanmälda skogen: knärot (VU, T, §8), entita (NT, T, §4), tallticka (NT, T), blåsippa (T, §9) och tofsmes (T, §4).</w:t>
+      </w:r>
+    </w:p>
+    <w:p>
+      <w:r>
+        <w:t>Enligt Sveriges Artikel 17 rapportering 2013 och 2019 till EU, har naturtypen Västlig taiga (9010) dålig bevarandestatus med negativ trend inom Sveriges boreala region. Skogsbruksåtgärder som avverkning, röjning och gallring pekas ut som några av de främst bidragande orsakerna till naturtypens dåliga status och negativa trend (SLU Artdatabanken, 2019). I EU:s uppföljning av tillståndet för naturtyperna i Skandinavien 2013 – 2018 framgår det att i den boreala regionen är tillståndet så dåligt för Västlig taiga (9010) att habitatet löper allvarlig risk att försvinna regionalt (EEA, 2022). Det allvarliga läget för den biologiska mångfalden i skogen framhålls även i Skogsstyren rapport 2026/07:</w:t>
+      </w:r>
+    </w:p>
+    <w:p>
+      <w:r>
+        <w:rPr>
+          <w:i/>
+        </w:rPr>
+        <w:t>"All avverkning av kända skogliga värdekärnor och sannolika kontinuitetsskogar behöver upphöra för att fylla bristen om 1,56 miljoner hektar bevarad livsmiljötyp. På grund av begränsade kvarvarande arealer av värdekärnor, naturskogar och kontinuitetsskogar leder fortsatt förlust av dessa till en påtaglig risk för långsiktigt negativa effekter för biologisk mångfald i skogslandskapet. Att de återstående arealerna bevaras och ges ett långsiktigt skydd bedöms därför vara av avgörande betydelse."</w:t>
+      </w:r>
+      <w:r>
+        <w:t xml:space="preserve"> (Skogsstyrelsen, 2026).</w:t>
+      </w:r>
+    </w:p>
+    <w:p>
+      <w:r>
+        <w:t>Trots detta har statusen för Västlig taiga ändrats till otillräcklig i stället för dålig i den senaste Artikel 17 rapporteringen 2025. Av Naturvårdsverkets rapport framgår det dock att de ändrade statusbedömningarna jämfört med rapporteringen 2019 inte beror på faktiska miljöförändringar. Ändringarna är av teknisk karaktär och främst en följd av resultaten från genomförda regeringsuppdrag och beslut inför rapporteringen 2025. Det är alltså politisk styrning i stället för faktiska förhållanden i naturen som ändrat på naturtypernas status i rapporteringen, vilket rimmar dåligt med såväl art- och habitatdirektivets syften och mål som med naturrestaureringsförordningen. I praktiken har dock Sveriges nya sätt att rapportera bevarandestatus till EU inte någon betydelse eftersom Naturvårdsverkets rapportering 2025 visar att Västlig taiga</w:t>
+      </w:r>
+      <w:r>
+        <w:rPr>
+          <w:b/>
+        </w:rPr>
+        <w:t xml:space="preserve"> </w:t>
+      </w:r>
+      <w:r>
+        <w:t>inte har gynnsam bevarandestatus.</w:t>
+      </w:r>
+    </w:p>
+    <w:p>
+      <w:r>
+        <w:t>Åtgärder som vidtas i enlighet med art- och habitatdirektivet ska enligt Artikel 2 syfta till att bibehålla eller återställa en gynnsam bevarandestatus hos livsmiljöer samt arter och vilda djur och växter av gemenskapsintresse. Enligt prejudikat från EU-domstolen ska en skogsbruksverksamhet utföras på ett sådant sätt som utgör ett förebyggande och hållbart skogsbruk för att betraktas som förenlig med bevarandekraven i direktivet (se EU-domstolens dom i de förenade målen C 473-19 och C 474-19).</w:t>
+      </w:r>
+    </w:p>
+    <w:p>
+      <w:r>
+        <w:t xml:space="preserve">Av artikel 1.e samma direktiv framgår att en livsmiljös bevarandestatus anses " gynnsam" när — dess naturliga utbredningsområde och de ytor den täcker inom detta område är stabila eller ökande, och — den särskilda struktur och de särskilda funktioner som är nödvändiga för att den skall kunna bibehållas på lång sikt finns, och sannolikt kommer att finnas under en överskådlig framtid, och — bevarandestatusen hos dess </w:t>
+      </w:r>
+      <w:r>
+        <w:rPr>
+          <w:b/>
+        </w:rPr>
+        <w:t>typiska arter</w:t>
+      </w:r>
+      <w:r>
+        <w:t xml:space="preserve"> är gynnsam enligt definitionen i artikel 1.i.</w:t>
+      </w:r>
+    </w:p>
+    <w:p>
+      <w:r>
+        <w:t>EU-direktiv är bindande för EU:s medlemsländer varvid det ankommer på Skogsstyrelsen som nationell tillsynsmyndighet att beakta syftet med EU:s art- och habitatdirektiv vid prövningen av en skogsbruksverksamhet, se Rådets direktiv 92/43/EEG. Se ytterligare information om EU:s livsmiljödirektiv i bilaga 2.</w:t>
       </w:r>
     </w:p>
     <w:p>
@@ -473,6 +652,327 @@
       </w:r>
       <w:r>
         <w:t>SLU Artdatabanken, Uppsala.</w:t>
+      </w:r>
+    </w:p>
+    <w:p>
+      <w:pPr>
+        <w:pStyle w:val="Heading1"/>
+      </w:pPr>
+      <w:r>
+        <w:t>Entita – ekologi samt krav på livsmiljön</w:t>
+      </w:r>
+    </w:p>
+    <w:p>
+      <w:r>
+        <w:t xml:space="preserve">Entita (NT, §4) är rödlistad som nära hotad, fridlyst och prioriterad art enligt Skogsvårdslagen. Den omfattas av EU:s fågeldirektiv och är typisk art för </w:t>
+      </w:r>
+      <w:r>
+        <w:rPr>
+          <w:i/>
+        </w:rPr>
+        <w:t>9080 Lövsumpskog</w:t>
+      </w:r>
+      <w:r>
+        <w:t>. Minskningstakten har uppgått till 20 (10–30) % under de senaste 10 åren och bedöms vara nära gränsvärdet för Sårbar (VU). (A2b) (SLU Artdatabanken, 2021).</w:t>
+      </w:r>
+    </w:p>
+    <w:p>
+      <w:r>
+        <w:t>Entitan är en utpräglad lövskogsfågel som påträffas i ädellövskogar, strandskogar, ekhagar, igenväxande hagmarker, lövdungar, parker och trädgårdar. Den föredrar flerskiktade, gärna högvuxna skogar med inslag av äldre träd och med ett välutvecklat buskskikt. Ek- och hasseldominerade skogar och dungar, samt alkärr med videsnår, hör till de miljöer som ofta utnyttjas. I sydligaste Sverige är bokskog en viktig miljö (Skogsstyrelsen, 2016).</w:t>
+      </w:r>
+    </w:p>
+    <w:p>
+      <w:r>
+        <w:t>Reviren är relativt stora för en småfågel, i genomsnitt omkring 5 hektar men de kan vara upp till 20 hektar. Entitan är en utpräglad stannfågel och rör sig inte långt från kläckningsplatsen; ungfåglarna sprider sig sällan mer än 5 km från födelseplatsen och etablerade fåglar lämnar därefter inte sitt revir (Skogsstyrelsen, 2016). Det häckande paret försvarar sitt revir året runt. De tillåter dock en grupp av ungfåglar att etablera sig inom deras revir och så bildas en vinterflock, vilket sker redan i juni månad. Även under kalla vintrar stannar entitan kvar inom sitt revir. Hittar man entitor vid sitt foderbord beror det på att fågelmatningen ligger inom ett entiterevir (SLU Artdatabanken, 2021). Arten är känslig för fragmentering och har svårt att etablera sig i isolerade skogsområden. Entitan är hålhäckare, men kan inte själv hacka fram sitt hål utan är beroende av miljöer som erbjuder naturliga hål (Skogsstyrelsen, 2016).</w:t>
+      </w:r>
+    </w:p>
+    <w:p>
+      <w:r>
+        <w:t>Arten häckar ofta i skogar som är svagt eller inte alls påverkade av skogsbruk. Särskilt i Svealand ofta i skogar som har höga naturvärden och utgör skogliga värdekärnor. Entitan missgynnas av konventionellt skogsbruk genom minskad förekomst av risiga, flerskiktade skogar liksom av avverkning av lövträdsrika kantzoner. Entitans ortstrohet och dåliga spridningsförmåga gör den känslig för fragmentering (Skogsstyrelsen, 2016).</w:t>
+      </w:r>
+    </w:p>
+    <w:p>
+      <w:pPr>
+        <w:pStyle w:val="Heading2"/>
+      </w:pPr>
+      <w:r>
+        <w:t>Referenser – entita</w:t>
+      </w:r>
+    </w:p>
+    <w:p>
+      <w:r>
+        <w:t xml:space="preserve">Skogsstyrelsen, 2016. </w:t>
+      </w:r>
+      <w:r>
+        <w:rPr>
+          <w:i/>
+        </w:rPr>
+        <w:t xml:space="preserve">Vägledning för hänsyn till entita. </w:t>
+      </w:r>
+      <w:r>
+        <w:t>https://www.skogsstyrelsen.se/globalassets/lag-och-tillsyn/artskydd/vagledningar-for-hansyn-till-faglar/entita-vagledning-hansyn2.pdf</w:t>
+      </w:r>
+    </w:p>
+    <w:p>
+      <w:r>
+        <w:t xml:space="preserve">SLU Artdatabanken, 2021. </w:t>
+      </w:r>
+      <w:r>
+        <w:rPr>
+          <w:i/>
+        </w:rPr>
+        <w:t xml:space="preserve">Artfaktablad. Naturvård – artfakta. </w:t>
+      </w:r>
+      <w:r>
+        <w:t>SLU Artdatabanken, Uppsala</w:t>
+      </w:r>
+    </w:p>
+    <w:p>
+      <w:r>
+        <w:br w:type="page"/>
+      </w:r>
+    </w:p>
+    <w:p>
+      <w:pPr>
+        <w:pStyle w:val="Title"/>
+      </w:pPr>
+      <w:r>
+        <w:t>BILAGA 2 – EU:s art- och habitatdirektiv, fågeldirektiv och naturrestaureringsförordning</w:t>
+      </w:r>
+    </w:p>
+    <w:p>
+      <w:pPr>
+        <w:pStyle w:val="Heading2"/>
+      </w:pPr>
+      <w:r>
+        <w:t>Förenlighet med EU-direktiv</w:t>
+      </w:r>
+    </w:p>
+    <w:p>
+      <w:r>
+        <w:t>EU-direktiv är bindande för EU:s medlemsländer varvid det ankommer på Skogsstyrelsen som nationell tillsynsmyndighet att beakta syftet med EU:s art- och habitatdirektiv respektive fågeldirektiv vid prövningen av en skogsbruksverksamhet, se Rådets direktiv 92/43/EEG samt 2009/147/EG. Nationella regler som omfattas av ett EU-direktiv ska enligt fast rättspraxis tolkas i enlighet med direktivet, vilket medför en skyldighet för myndigheten att tolka bestämmelser i nationell rätt i ljuset av direktivets ordalydelse, sammanhang och de mål som eftersträvas med direktivet (se EU-domstolens dom i mål C 477/19).</w:t>
+      </w:r>
+    </w:p>
+    <w:p>
+      <w:r>
+        <w:t>EU:s medlemsstater åläggs i Artikel 3 i fågeldirektivet generella skyldigheter avseende skydd, bevarande och återställande av tillräckligt stora och varierande livsmiljöer för de fågelarter som omfattas av direktivet. Medlemsstaterna ska vidta de åtgärder som är nödvändiga för att bibehålla populationen av fågelarterna på en nivå som svarar särskilt mot ekologiska, vetenskapliga och kulturella behov, eller återupprätta populationen av dessa arter till en sådan nivå (se Europaparlamentets och rådets direktiv 2009/147/EG).</w:t>
+      </w:r>
+    </w:p>
+    <w:p>
+      <w:r>
+        <w:t>Åtgärder som vidtas i enlighet med art- och habitatdirektivet (92/43/EEG) ska enligt Artikel 2 syfta till att bibehålla eller återställa en gynnsam bevarandestatus hos livsmiljöer samt arter och vilda djur och växter av gemenskapsintresse. Enligt prejudikat från EU-domstolen ska en skogsbruksverksamhet utföras på ett sådant sätt som utgör ett förebyggande och hållbart skogsbruk för att betraktas som förenlig med bevarandekraven i direktivet (se EU-domstolens dom i de förenade målen C 473-19 och C 474-19).</w:t>
+      </w:r>
+    </w:p>
+    <w:p>
+      <w:r>
+        <w:t xml:space="preserve">Av artikel 1.e samma direktiv framgår att en livsmiljös bevarandestatus anses " gynnsam" när — dess naturliga utbredningsområde och de ytor den täcker inom detta område är stabila eller ökande, och — den särskilda struktur och de särskilda funktioner som är nödvändiga för att den skall kunna bibehållas på lång sikt finns, och sannolikt kommer att finnas under en överskådlig framtid, och — bevarandestatusen hos dess </w:t>
+      </w:r>
+      <w:r>
+        <w:rPr>
+          <w:b/>
+        </w:rPr>
+        <w:t>typiska arter</w:t>
+      </w:r>
+      <w:r>
+        <w:t xml:space="preserve"> är gynnsam enligt definitionen i artikel 1.i. Typiska arter används för att lokalisera områden med gynnsam bevarandestatus för de naturtyper som ingår i EU:s art- och habitatdirektiv.</w:t>
+      </w:r>
+    </w:p>
+    <w:p>
+      <w:r>
+        <w:t>Västlig taiga (EU-kod 9010) saknar gynnsam bevarandestatus och minskar starkt som naturtyp i Sverige. Naturvårdsverket skriver i sin vägledning för västlig taiga att dylika miljöer förutsätter normalt att skogarna skyddas långsiktigt, eftersom skogsbruk inte är förenligt med bevarande av naturtypen i gynnsamt tillstånd (Naturvårdsverket, 2011). Enligt Sveriges Artikel 17 rapportering 2013 och 2019 till EU, har naturtypen Västlig taiga (9010) dålig bevarandestatus med negativ trend inom Sveriges boreala region. Skogsbruksåtgärder som avverkning, röjning och gallring pekas ut som några av de främst bidragande orsakerna till naturtypens dåliga status och negativa trend (SLU Artdatabanken, 2019). I EU:s uppföljning av tillståndet för naturtyperna i Skandinavien 2013 – 2018 framgår det att i den boreala regionen är tillståndet så dåligt för Västlig taiga (9010) att habitatet löper allvarlig risk att försvinna regionalt (EEA, 2022). Det allvarliga läget för den biologiska mångfalden i skogen framhålls även i Skogsstyren rapport 2026/07:</w:t>
+      </w:r>
+    </w:p>
+    <w:p>
+      <w:r>
+        <w:rPr>
+          <w:i/>
+        </w:rPr>
+        <w:t>"All avverkning av kända skogliga värdekärnor och sannolika kontinuitetsskogar behöver upphöra för att fylla bristen om 1,56 miljoner hektar bevarad livsmiljötyp. På grund av begränsade kvarvarande arealer av värdekärnor, naturskogar och kontinuitetsskogar leder fortsatt förlust av dessa till en påtaglig risk för långsiktigt negativa effekter för biologisk mångfald i skogslandskapet. Att de återstående arealerna bevaras och ges ett långsiktigt skydd bedöms därför vara av avgörande betydelse."</w:t>
+      </w:r>
+      <w:r>
+        <w:t xml:space="preserve"> (Skogsstyrelsen, 2026).</w:t>
+      </w:r>
+    </w:p>
+    <w:p>
+      <w:pPr>
+        <w:pStyle w:val="Caption"/>
+      </w:pPr>
+      <w:r>
+        <w:drawing>
+          <wp:inline xmlns:a="http://schemas.openxmlformats.org/drawingml/2006/main" xmlns:pic="http://schemas.openxmlformats.org/drawingml/2006/picture">
+            <wp:extent cx="5486400" cy="2905862"/>
+            <wp:docPr id="3" name="Picture 3"/>
+            <wp:cNvGraphicFramePr>
+              <a:graphicFrameLocks noChangeAspect="1"/>
+            </wp:cNvGraphicFramePr>
+            <a:graphic>
+              <a:graphicData uri="http://schemas.openxmlformats.org/drawingml/2006/picture">
+                <pic:pic>
+                  <pic:nvPicPr>
+                    <pic:cNvPr id="0" name="uppföljning av västlig taiga.jpeg"/>
+                    <pic:cNvPicPr/>
+                  </pic:nvPicPr>
+                  <pic:blipFill>
+                    <a:blip r:embed="rId18"/>
+                    <a:stretch>
+                      <a:fillRect/>
+                    </a:stretch>
+                  </pic:blipFill>
+                  <pic:spPr>
+                    <a:xfrm>
+                      <a:off x="0" y="0"/>
+                      <a:ext cx="5486400" cy="2905862"/>
+                    </a:xfrm>
+                    <a:prstGeom prst="rect"/>
+                  </pic:spPr>
+                </pic:pic>
+              </a:graphicData>
+            </a:graphic>
+          </wp:inline>
+        </w:drawing>
+      </w:r>
+    </w:p>
+    <w:p>
+      <w:pPr>
+        <w:pStyle w:val="Caption"/>
+      </w:pPr>
+      <w:r>
+        <w:t>EU:s uppföljning av tillståndet för naturtypen Västlig taiga 9010 i Skandinavien 2013 - 2018. Av kartan framgår det att i den boreala regionen är tillståndet så dåligt (röd färg) att habitatet löper allvarlig risk att försvinna regionalt. Källa: European Environment Agency. https:// eunis.eea.europoa.eu/habitats/10176.</w:t>
+      </w:r>
+    </w:p>
+    <w:p>
+      <w:r>
+        <w:t>Trots det allvarliga läget har statusen för Västlig taiga ändrats till otillräcklig i stället för dålig i den senaste Artikel 17 rapporteringen 2025. Av Naturvårdsverkets rapport framgår det dock att de ändrade statusbedömningarna jämfört med rapporteringen 2019 inte beror på faktiska miljöförändringar. Ändringarna är av teknisk karaktär och främst en följd av resultaten från genomförda regeringsuppdrag och beslut inför rapporteringen 2025. Det är alltså politisk styrning i stället för faktiska förhållanden i naturen som ändrat på naturtypernas status i rapporteringen, vilket rimmar dåligt med såväl art- och habitatdirektivets syften och mål som med naturrestaureringsförordningen. I praktiken har dock Sveriges nya sätt att rapportera bevarandestatus till EU inte någon betydelse eftersom Naturvårdsverkets rapportering 2025 visar att Västlig taiga inte har gynnsam bevarandestatus.</w:t>
+      </w:r>
+    </w:p>
+    <w:p>
+      <w:pPr>
+        <w:pStyle w:val="Heading2"/>
+      </w:pPr>
+      <w:r>
+        <w:t>EU:s naturrestaureringsförordning</w:t>
+      </w:r>
+    </w:p>
+    <w:p>
+      <w:r>
+        <w:t>Enligt EU:s naturrestaureringsförordning (EU 2024/1991) ska minst 20 % av landområden och minst 20 % av havsarealen vara restaurerad senast 2030, samt alla ekosystem som är i behov av restaurering senast 2050. Det framgår också av förordningen att det är viktigt att livsmiljötyperna inte försämras innan eller efter att restaureringar genomförts, se exempelvis punkt 37 förordningen.</w:t>
+      </w:r>
+    </w:p>
+    <w:p>
+      <w:r>
+        <w:t>”</w:t>
+      </w:r>
+      <w:r>
+        <w:rPr>
+          <w:i/>
+        </w:rPr>
+        <w:t>Det är viktigt att medlemsstaterna vidtar åtgärder som syftar till att säkerställa att tillståndet för områden som täcks av livsmiljötyper som omfattas av denna förordning och som omfattas av restaureringsåtgärder uppvisar en kontinuerlig förbättring till dess att de uppnår ett gott tillstånd, och att medlemsstaterna vidtar åtgärder som syftar till att säkerställa att dessa livsmiljötyper, när de har uppnått ett gott tillstånd, inte försämras avsevärt, så att det långsiktiga bibehållandet eller uppnåendet av gott tillstånd inte äventyras. (..) Det är också viktigt att medlemsstaterna anstränger sig för att förhindra avsevärd försämring av områden som täcks av sådana livsmiljötyper som antingen redan är i gott skick eller som inte är i gott skick men ännu inte omfattas av restaureringsåtgärder.”</w:t>
+      </w:r>
+    </w:p>
+    <w:p>
+      <w:r>
+        <w:rPr>
+          <w:b/>
+          <w:i/>
+        </w:rPr>
+        <w:t>Artikel 4(12):</w:t>
+      </w:r>
+    </w:p>
+    <w:p>
+      <w:r>
+        <w:rPr>
+          <w:i/>
+        </w:rPr>
+        <w:t>Utan att det påverkar tillämpningen av direktiv 92/43/EEG ska medlemsstaterna, senast den dag då deras nationella restaureringsplaner offentliggörs i enlighet med artikel 17.6 i denna förordning, eftersträva att genomföra de åtgärder som krävs för att förhindra avsevärd försämring av områden där de livsmiljötyper som förtecknas i bilaga I till denna förordning förekommer och som är i gott tillstånd eller som krävs för att uppnå de restaureringsmål som anges i punkt 17 i den här artikeln.</w:t>
+      </w:r>
+    </w:p>
+    <w:p>
+      <w:r>
+        <w:rPr>
+          <w:b/>
+          <w:i/>
+        </w:rPr>
+        <w:t>Artikel 4 (17).   Medlemsstaterna ska säkerställa</w:t>
+      </w:r>
+    </w:p>
+    <w:p>
+      <w:r>
+        <w:rPr>
+          <w:i/>
+        </w:rPr>
+        <w:t>a) en ökning av arealen i gott tillstånd för de livsmiljötyper som förtecknas i bilaga I till dess att minst 90 % är i gott tillstånd och till dess att den gynnsamma referensarealen för varje livsmiljötyp i varje biogeografisk region inom den berörda medlemsstaten har uppnåtts.</w:t>
+      </w:r>
+    </w:p>
+    <w:p>
+      <w:r>
+        <w:t>Referenser</w:t>
+      </w:r>
+    </w:p>
+    <w:p>
+      <w:r>
+        <w:t xml:space="preserve">EEA European Environment Agency, 2022. </w:t>
+      </w:r>
+      <w:r>
+        <w:rPr>
+          <w:i/>
+        </w:rPr>
+        <w:t xml:space="preserve">Western taiga – Conservation status 2013-2018. </w:t>
+      </w:r>
+      <w:r>
+        <w:t>https:// eunis.eea.europoa.eu/habitats/10176.</w:t>
+      </w:r>
+    </w:p>
+    <w:p>
+      <w:r>
+        <w:t>EU-domstolens dom av den 2 juli 2020 i målet C 477/19 (Europeisk hamster) p. 23.</w:t>
+      </w:r>
+    </w:p>
+    <w:p>
+      <w:r>
+        <w:t>EU-domstolens dom av den 4 mars 2021 i de förenade målen C 473-19 och C 474-19 (Skydda skogen) p. 70 och 76.</w:t>
+      </w:r>
+    </w:p>
+    <w:p>
+      <w:r>
+        <w:t>Europaparlamentets och rådets direktiv 2009/147/EG av den 30 november 2009 om bevarande av vilda fåglar.</w:t>
+      </w:r>
+    </w:p>
+    <w:p>
+      <w:r>
+        <w:t>EUROPAPARLAMENTETS OCH RÅDETS FÖRORDNING (EU) 2024/1991 av den 24 juni 2024 om restaurering av natur och om ändring av förordning (EU) 2022/869.</w:t>
+      </w:r>
+    </w:p>
+    <w:p>
+      <w:r>
+        <w:t>Rådets direktiv 92/43/EEG av den 21 mj 1992 om bevarande av livsmiljöer samt vilda djur och växter.</w:t>
+      </w:r>
+    </w:p>
+    <w:p>
+      <w:r>
+        <w:t xml:space="preserve">Skogsstyrelsen, 2026. </w:t>
+      </w:r>
+      <w:r>
+        <w:rPr>
+          <w:i/>
+        </w:rPr>
+        <w:t>Biologisk mångfald i skogen.</w:t>
+      </w:r>
+      <w:r>
+        <w:t xml:space="preserve"> Rapport 2026/07.</w:t>
+      </w:r>
+    </w:p>
+    <w:p>
+      <w:r>
+        <w:t xml:space="preserve">SLU Artdatabanken, 2019. </w:t>
+      </w:r>
+      <w:r>
+        <w:rPr>
+          <w:i/>
+        </w:rPr>
+        <w:t>Sveriges arter och naturtyper i EU:s art- och habitatdirektiv.</w:t>
+      </w:r>
+      <w:r>
+        <w:t xml:space="preserve"> Resultat från rapportering 2019 till EU av bevarandestatus 2013-2018.</w:t>
       </w:r>
     </w:p>
     <w:sectPr>
@@ -603,7 +1103,7 @@
     <w:r>
       <w:tab/>
       <w:tab/>
-      <w:t>2026-08-14</w:t>
+      <w:t>2026-08-15</w:t>
       <w:br/>
       <w:br/>
     </w:r>

--- a/tillsyn/A 31190-2026 tillsynsbegäran.docx
+++ b/tillsyn/A 31190-2026 tillsynsbegäran.docx
@@ -1103,7 +1103,7 @@
     <w:r>
       <w:tab/>
       <w:tab/>
-      <w:t>2026-08-15</w:t>
+      <w:t>2026-08-16</w:t>
       <w:br/>
       <w:br/>
     </w:r>

--- a/tillsyn/A 31190-2026 tillsynsbegäran.docx
+++ b/tillsyn/A 31190-2026 tillsynsbegäran.docx
@@ -1103,7 +1103,7 @@
     <w:r>
       <w:tab/>
       <w:tab/>
-      <w:t>2026-08-16</w:t>
+      <w:t>2026-08-17</w:t>
       <w:br/>
       <w:br/>
     </w:r>

--- a/tillsyn/A 31190-2026 tillsynsbegäran.docx
+++ b/tillsyn/A 31190-2026 tillsynsbegäran.docx
@@ -22,7 +22,7 @@
       <w:r>
         <w:drawing>
           <wp:inline xmlns:a="http://schemas.openxmlformats.org/drawingml/2006/main" xmlns:pic="http://schemas.openxmlformats.org/drawingml/2006/picture">
-            <wp:extent cx="5486400" cy="4583312"/>
+            <wp:extent cx="5486400" cy="4585198"/>
             <wp:docPr id="1" name="Picture 1"/>
             <wp:cNvGraphicFramePr>
               <a:graphicFrameLocks noChangeAspect="1"/>
@@ -43,7 +43,7 @@
                   <pic:spPr>
                     <a:xfrm>
                       <a:off x="0" y="0"/>
-                      <a:ext cx="5486400" cy="4583312"/>
+                      <a:ext cx="5486400" cy="4585198"/>
                     </a:xfrm>
                     <a:prstGeom prst="rect"/>
                   </pic:spPr>
@@ -65,7 +65,7 @@
     </w:p>
     <w:p>
       <w:r>
-        <w:t>I och inom 21 meter från avverkningsanmälan finns fynd av 6 naturvårdsarter, varav 4 är rödlistade, 5 är fridlysta och 5 är typiska (T): knärot (VU, T, §8), entita (NT, T, §4), grönsångare (NT, §4), tallticka (NT, T), blåsippa (T, §9) och tofsmes (T, §4). Se Figur 1.</w:t>
+        <w:t>I och inom 21 meter från avverkningsanmälan finns fynd av 7 naturvårdsarter, varav 4 är rödlistade, 5 är fridlysta, 6 är typiska (T) och 1 är signalart (S): knärot (VU, T, §8), entita (NT, T, §4), grönsångare (NT, §4), tallticka (NT, T), blåmossa (S, T), blåsippa (T, §9) och tofsmes (T, §4). Se Figur 1.</w:t>
       </w:r>
     </w:p>
     <w:p>
@@ -269,6 +269,35 @@
         <w:rPr>
           <w:b/>
         </w:rPr>
+        <w:t xml:space="preserve">Blåmossa </w:t>
+      </w:r>
+      <w:r>
+        <w:t xml:space="preserve">har karaktäristiska kuddar som är lätta att se på långt håll. Mycket stora kuddar, större än 0,5 meter i höjd, indikerar höga naturvärden där skogen har en lång period av orördhet oh stabila miljöförhållanden. Mossan växer under gynnsamma omständigheter cirka 1 centimeter per år och stora kuddar kan därför indirekt visa att lokalen varit lämplig under en lång tid. Blåmossa är typisk art för </w:t>
+      </w:r>
+      <w:r>
+        <w:rPr>
+          <w:i/>
+        </w:rPr>
+        <w:t>9010 Taiga, 9080 Lövsumpskog</w:t>
+      </w:r>
+      <w:r>
+        <w:t xml:space="preserve"> och </w:t>
+      </w:r>
+      <w:r>
+        <w:rPr>
+          <w:i/>
+        </w:rPr>
+        <w:t>9750 Svämlövskog</w:t>
+      </w:r>
+      <w:r>
+        <w:t xml:space="preserve"> (SLU Artdatabanken, 2025; Nitare &amp; Skogsstyrelsen, 2019).</w:t>
+      </w:r>
+    </w:p>
+    <w:p>
+      <w:r>
+        <w:rPr>
+          <w:b/>
+        </w:rPr>
         <w:t>Blåsippa (§9)</w:t>
       </w:r>
       <w:r>
@@ -350,7 +379,7 @@
     </w:p>
     <w:p>
       <w:r>
-        <w:t>Följande typiska arter har sina livsmiljöer och växtplatser i den avverkningsanmälda skogen: knärot (VU, T, §8), entita (NT, T, §4), tallticka (NT, T), blåsippa (T, §9) och tofsmes (T, §4).</w:t>
+        <w:t>Följande typiska arter har sina livsmiljöer och växtplatser i den avverkningsanmälda skogen: knärot (VU, T, §8), entita (NT, T, §4), tallticka (NT, T), blåmossa (S, T), blåsippa (T, §9) och tofsmes (T, §4).</w:t>
       </w:r>
     </w:p>
     <w:p>
@@ -1103,7 +1132,7 @@
     <w:r>
       <w:tab/>
       <w:tab/>
-      <w:t>2026-08-17</w:t>
+      <w:t>2026-08-18</w:t>
       <w:br/>
       <w:br/>
     </w:r>

--- a/tillsyn/A 31190-2026 tillsynsbegäran.docx
+++ b/tillsyn/A 31190-2026 tillsynsbegäran.docx
@@ -1132,7 +1132,7 @@
     <w:r>
       <w:tab/>
       <w:tab/>
-      <w:t>2026-08-18</w:t>
+      <w:t>2026-08-19</w:t>
       <w:br/>
       <w:br/>
     </w:r>

--- a/tillsyn/A 31190-2026 tillsynsbegäran.docx
+++ b/tillsyn/A 31190-2026 tillsynsbegäran.docx
@@ -1132,7 +1132,7 @@
     <w:r>
       <w:tab/>
       <w:tab/>
-      <w:t>2026-08-19</w:t>
+      <w:t>2026-08-20</w:t>
       <w:br/>
       <w:br/>
     </w:r>

--- a/tillsyn/A 31190-2026 tillsynsbegäran.docx
+++ b/tillsyn/A 31190-2026 tillsynsbegäran.docx
@@ -1132,7 +1132,7 @@
     <w:r>
       <w:tab/>
       <w:tab/>
-      <w:t>2026-08-20</w:t>
+      <w:t>2026-08-21</w:t>
       <w:br/>
       <w:br/>
     </w:r>

--- a/tillsyn/A 31190-2026 tillsynsbegäran.docx
+++ b/tillsyn/A 31190-2026 tillsynsbegäran.docx
@@ -1132,7 +1132,7 @@
     <w:r>
       <w:tab/>
       <w:tab/>
-      <w:t>2026-08-21</w:t>
+      <w:t>2026-08-22</w:t>
       <w:br/>
       <w:br/>
     </w:r>

--- a/tillsyn/A 31190-2026 tillsynsbegäran.docx
+++ b/tillsyn/A 31190-2026 tillsynsbegäran.docx
@@ -1132,7 +1132,7 @@
     <w:r>
       <w:tab/>
       <w:tab/>
-      <w:t>2026-08-22</w:t>
+      <w:t>2026-08-23</w:t>
       <w:br/>
       <w:br/>
     </w:r>

--- a/tillsyn/A 31190-2026 tillsynsbegäran.docx
+++ b/tillsyn/A 31190-2026 tillsynsbegäran.docx
@@ -1132,7 +1132,7 @@
     <w:r>
       <w:tab/>
       <w:tab/>
-      <w:t>2026-08-23</w:t>
+      <w:t>2026-08-24</w:t>
       <w:br/>
       <w:br/>
     </w:r>

--- a/tillsyn/A 31190-2026 tillsynsbegäran.docx
+++ b/tillsyn/A 31190-2026 tillsynsbegäran.docx
@@ -1132,7 +1132,7 @@
     <w:r>
       <w:tab/>
       <w:tab/>
-      <w:t>2026-08-24</w:t>
+      <w:t>2026-08-25</w:t>
       <w:br/>
       <w:br/>
     </w:r>

--- a/tillsyn/A 31190-2026 tillsynsbegäran.docx
+++ b/tillsyn/A 31190-2026 tillsynsbegäran.docx
@@ -1132,7 +1132,7 @@
     <w:r>
       <w:tab/>
       <w:tab/>
-      <w:t>2026-08-25</w:t>
+      <w:t>2026-08-26</w:t>
       <w:br/>
       <w:br/>
     </w:r>

--- a/tillsyn/A 31190-2026 tillsynsbegäran.docx
+++ b/tillsyn/A 31190-2026 tillsynsbegäran.docx
@@ -1132,7 +1132,7 @@
     <w:r>
       <w:tab/>
       <w:tab/>
-      <w:t>2026-08-26</w:t>
+      <w:t>2026-08-27</w:t>
       <w:br/>
       <w:br/>
     </w:r>

--- a/tillsyn/A 31190-2026 tillsynsbegäran.docx
+++ b/tillsyn/A 31190-2026 tillsynsbegäran.docx
@@ -1132,7 +1132,7 @@
     <w:r>
       <w:tab/>
       <w:tab/>
-      <w:t>2026-08-27</w:t>
+      <w:t>2026-08-28</w:t>
       <w:br/>
       <w:br/>
     </w:r>

--- a/tillsyn/A 31190-2026 tillsynsbegäran.docx
+++ b/tillsyn/A 31190-2026 tillsynsbegäran.docx
@@ -1132,7 +1132,7 @@
     <w:r>
       <w:tab/>
       <w:tab/>
-      <w:t>2026-08-28</w:t>
+      <w:t>2026-08-29</w:t>
       <w:br/>
       <w:br/>
     </w:r>

--- a/tillsyn/A 31190-2026 tillsynsbegäran.docx
+++ b/tillsyn/A 31190-2026 tillsynsbegäran.docx
@@ -1132,7 +1132,7 @@
     <w:r>
       <w:tab/>
       <w:tab/>
-      <w:t>2026-08-29</w:t>
+      <w:t>2026-08-31</w:t>
       <w:br/>
       <w:br/>
     </w:r>

--- a/tillsyn/A 31190-2026 tillsynsbegäran.docx
+++ b/tillsyn/A 31190-2026 tillsynsbegäran.docx
@@ -1132,7 +1132,7 @@
     <w:r>
       <w:tab/>
       <w:tab/>
-      <w:t>2026-08-31</w:t>
+      <w:t>2026-09-01</w:t>
       <w:br/>
       <w:br/>
     </w:r>

--- a/tillsyn/A 31190-2026 tillsynsbegäran.docx
+++ b/tillsyn/A 31190-2026 tillsynsbegäran.docx
@@ -1132,7 +1132,7 @@
     <w:r>
       <w:tab/>
       <w:tab/>
-      <w:t>2026-09-01</w:t>
+      <w:t>2026-09-02</w:t>
       <w:br/>
       <w:br/>
     </w:r>

--- a/tillsyn/A 31190-2026 tillsynsbegäran.docx
+++ b/tillsyn/A 31190-2026 tillsynsbegäran.docx
@@ -1132,7 +1132,7 @@
     <w:r>
       <w:tab/>
       <w:tab/>
-      <w:t>2026-09-02</w:t>
+      <w:t>2026-09-03</w:t>
       <w:br/>
       <w:br/>
     </w:r>

--- a/tillsyn/A 31190-2026 tillsynsbegäran.docx
+++ b/tillsyn/A 31190-2026 tillsynsbegäran.docx
@@ -1132,7 +1132,7 @@
     <w:r>
       <w:tab/>
       <w:tab/>
-      <w:t>2026-09-03</w:t>
+      <w:t>2026-09-04</w:t>
       <w:br/>
       <w:br/>
     </w:r>

--- a/tillsyn/A 31190-2026 tillsynsbegäran.docx
+++ b/tillsyn/A 31190-2026 tillsynsbegäran.docx
@@ -1132,7 +1132,7 @@
     <w:r>
       <w:tab/>
       <w:tab/>
-      <w:t>2026-09-04</w:t>
+      <w:t>2026-09-05</w:t>
       <w:br/>
       <w:br/>
     </w:r>
